--- a/testakten/sanierungsgewinn-insolvenzplan-grossbach-druckguss-erfurt-2026/20_mandantenbrief_grossbach-an-iv-final.docx
+++ b/testakten/sanierungsgewinn-insolvenzplan-grossbach-druckguss-erfurt-2026/20_mandantenbrief_grossbach-an-iv-final.docx
@@ -5,30 +5,42 @@
     <w:p>
       <w:pPr>
         <w:pStyle w:val="Heading1"/>
+        <w:spacing w:after="160" w:line="259" w:lineRule="auto"/>
       </w:pPr>
       <w:r>
         <w:rPr>
           <w:rFonts w:ascii="Times New Roman" w:hAnsi="Times New Roman"/>
+          <w:b/>
+          <w:sz w:val="28"/>
         </w:rPr>
         <w:t>20 Mandantenbrief an Friedhelm und Bertha Grossbach — Steuerliche Lage nach Plan-Bestätigung</w:t>
       </w:r>
     </w:p>
     <w:p>
       <w:pPr>
+        <w:spacing w:before="120" w:after="60" w:line="259" w:lineRule="auto"/>
         <w:jc w:val="left"/>
       </w:pPr>
       <w:r>
         <w:rPr>
+          <w:rFonts w:ascii="Times New Roman" w:hAnsi="Times New Roman"/>
           <w:b/>
+          <w:sz w:val="22"/>
         </w:rPr>
         <w:t>Absender:</w:t>
       </w:r>
       <w:r>
+        <w:rPr>
+          <w:rFonts w:ascii="Times New Roman" w:hAnsi="Times New Roman"/>
+          <w:b/>
+          <w:sz w:val="22"/>
+        </w:rPr>
         <w:t xml:space="preserve"> Drosselberg &amp; Partner Insolvenzrecht, Anger 32, 99084 Erfurt</w:t>
       </w:r>
     </w:p>
     <w:p>
       <w:pPr>
+        <w:spacing w:line="259" w:lineRule="auto" w:after="60"/>
         <w:jc w:val="left"/>
       </w:pPr>
       <w:r>
@@ -43,34 +55,55 @@
     </w:p>
     <w:p>
       <w:pPr>
+        <w:spacing w:before="120" w:after="60" w:line="259" w:lineRule="auto"/>
         <w:jc w:val="left"/>
       </w:pPr>
       <w:r>
         <w:rPr>
-          <w:b/>
+          <w:rFonts w:ascii="Times New Roman" w:hAnsi="Times New Roman"/>
+          <w:b w:val="0"/>
+          <w:i w:val="0"/>
+          <w:sz w:val="22"/>
         </w:rPr>
         <w:t>Datum:</w:t>
       </w:r>
       <w:r>
+        <w:rPr>
+          <w:rFonts w:ascii="Times New Roman" w:hAnsi="Times New Roman"/>
+          <w:b w:val="0"/>
+          <w:i w:val="0"/>
+          <w:sz w:val="22"/>
+        </w:rPr>
         <w:t xml:space="preserve"> 22.07.2026</w:t>
       </w:r>
     </w:p>
     <w:p>
       <w:pPr>
+        <w:spacing w:before="120" w:after="60" w:line="259" w:lineRule="auto"/>
         <w:jc w:val="left"/>
       </w:pPr>
       <w:r>
         <w:rPr>
-          <w:b/>
+          <w:rFonts w:ascii="Times New Roman" w:hAnsi="Times New Roman"/>
+          <w:b w:val="0"/>
+          <w:i w:val="0"/>
+          <w:sz w:val="22"/>
         </w:rPr>
         <w:t>Aktenzeichen:</w:t>
       </w:r>
       <w:r>
+        <w:rPr>
+          <w:rFonts w:ascii="Times New Roman" w:hAnsi="Times New Roman"/>
+          <w:b w:val="0"/>
+          <w:i w:val="0"/>
+          <w:sz w:val="22"/>
+        </w:rPr>
         <w:t xml:space="preserve"> Mandat Grossbach 2026/188; Sozietaets-Az 2026/188-Steu</w:t>
       </w:r>
     </w:p>
     <w:p>
       <w:pPr>
+        <w:spacing w:line="259" w:lineRule="auto" w:after="60"/>
         <w:jc w:val="left"/>
       </w:pPr>
       <w:r>
@@ -83,17 +116,28 @@
         <w:t xml:space="preserve"> AG Erfurt 60 IN 188/26 (Plan-Bestätigung 25.06.2026, Rechtskraft 24.07.2026)</w:t>
       </w:r>
     </w:p>
-    <w:p/>
     <w:p>
       <w:pPr>
+        <w:spacing w:line="259" w:lineRule="auto" w:after="60"/>
+      </w:pPr>
+    </w:p>
+    <w:p>
+      <w:pPr>
+        <w:spacing w:before="120" w:after="60" w:line="259" w:lineRule="auto"/>
         <w:jc w:val="left"/>
       </w:pPr>
       <w:r>
+        <w:rPr>
+          <w:rFonts w:ascii="Times New Roman" w:hAnsi="Times New Roman"/>
+          <w:b/>
+          <w:sz w:val="22"/>
+        </w:rPr>
         <w:t>Sehr geehrte Frau Grossbach-Riemenschneider, sehr geehrter Herr Grossbach,</w:t>
       </w:r>
     </w:p>
     <w:p>
       <w:pPr>
+        <w:spacing w:line="259" w:lineRule="auto" w:after="60"/>
         <w:jc w:val="left"/>
       </w:pPr>
       <w:r>
@@ -102,6 +146,7 @@
     </w:p>
     <w:p>
       <w:pPr>
+        <w:spacing w:line="259" w:lineRule="auto" w:after="60"/>
         <w:jc w:val="left"/>
       </w:pPr>
       <w:r>
@@ -120,6 +165,7 @@
     <w:p>
       <w:pPr>
         <w:pStyle w:val="Heading2"/>
+        <w:spacing w:line="259" w:lineRule="auto" w:after="60"/>
       </w:pPr>
       <w:r>
         <w:rPr>
@@ -130,6 +176,7 @@
     </w:p>
     <w:p>
       <w:pPr>
+        <w:spacing w:line="259" w:lineRule="auto" w:after="60"/>
         <w:jc w:val="left"/>
       </w:pPr>
       <w:r>
@@ -138,6 +185,7 @@
     </w:p>
     <w:p>
       <w:pPr>
+        <w:spacing w:line="259" w:lineRule="auto" w:after="60"/>
         <w:jc w:val="left"/>
       </w:pPr>
       <w:r>
@@ -150,6 +198,7 @@
     <w:p>
       <w:pPr>
         <w:pStyle w:val="ListBullet"/>
+        <w:spacing w:line="259" w:lineRule="auto" w:after="60"/>
       </w:pPr>
       <w:r>
         <w:t>KSt-Verlustvortrag der Komplementär-GmbH zum 31.12.2025: 12.000.000 EUR</w:t>
@@ -158,6 +207,7 @@
     <w:p>
       <w:pPr>
         <w:pStyle w:val="ListBullet"/>
+        <w:spacing w:line="259" w:lineRule="auto" w:after="60"/>
       </w:pPr>
       <w:r>
         <w:t>GewSt-Verlustvortrag der KG zum 31.12.2025: 14.000.000 EUR</w:t>
@@ -165,6 +215,7 @@
     </w:p>
     <w:p>
       <w:pPr>
+        <w:spacing w:line="259" w:lineRule="auto" w:after="60"/>
         <w:jc w:val="left"/>
       </w:pPr>
       <w:r>
@@ -180,6 +231,7 @@
     <w:p>
       <w:pPr>
         <w:pStyle w:val="ListBullet"/>
+        <w:spacing w:line="259" w:lineRule="auto" w:after="60"/>
       </w:pPr>
       <w:r>
         <w:t>KSt-Sanierungsertrag von 26.000.000 EUR und</w:t>
@@ -188,6 +240,7 @@
     <w:p>
       <w:pPr>
         <w:pStyle w:val="ListBullet"/>
+        <w:spacing w:line="259" w:lineRule="auto" w:after="60"/>
       </w:pPr>
       <w:r>
         <w:t>GewSt-Sanierungsertrag von 24.000.000 EUR.</w:t>
@@ -195,6 +248,7 @@
     </w:p>
     <w:p>
       <w:pPr>
+        <w:spacing w:line="259" w:lineRule="auto" w:after="60"/>
         <w:jc w:val="left"/>
       </w:pPr>
       <w:r>
@@ -204,6 +258,7 @@
     <w:p>
       <w:pPr>
         <w:pStyle w:val="Heading2"/>
+        <w:spacing w:line="259" w:lineRule="auto" w:after="60"/>
       </w:pPr>
       <w:r>
         <w:rPr>
@@ -214,6 +269,7 @@
     </w:p>
     <w:p>
       <w:pPr>
+        <w:spacing w:line="259" w:lineRule="auto" w:after="60"/>
         <w:jc w:val="left"/>
       </w:pPr>
       <w:r>
@@ -222,6 +278,7 @@
     </w:p>
     <w:p>
       <w:pPr>
+        <w:spacing w:line="259" w:lineRule="auto" w:after="60"/>
         <w:jc w:val="left"/>
       </w:pPr>
       <w:r>
@@ -230,6 +287,7 @@
     </w:p>
     <w:p>
       <w:pPr>
+        <w:spacing w:line="259" w:lineRule="auto" w:after="60"/>
         <w:jc w:val="left"/>
       </w:pPr>
       <w:r>
@@ -406,6 +464,7 @@
     </w:tbl>
     <w:p>
       <w:pPr>
+        <w:spacing w:line="259" w:lineRule="auto" w:after="60"/>
         <w:jc w:val="left"/>
       </w:pPr>
       <w:r>
@@ -415,6 +474,7 @@
     <w:p>
       <w:pPr>
         <w:pStyle w:val="Heading2"/>
+        <w:spacing w:line="259" w:lineRule="auto" w:after="60"/>
       </w:pPr>
       <w:r>
         <w:rPr>
@@ -425,6 +485,7 @@
     </w:p>
     <w:p>
       <w:pPr>
+        <w:spacing w:line="259" w:lineRule="auto" w:after="60"/>
         <w:jc w:val="left"/>
       </w:pPr>
       <w:r>
@@ -434,6 +495,7 @@
     <w:p>
       <w:pPr>
         <w:pStyle w:val="ListNumber"/>
+        <w:spacing w:line="259" w:lineRule="auto" w:after="60"/>
       </w:pPr>
       <w:r>
         <w:rPr>
@@ -448,6 +510,7 @@
     <w:p>
       <w:pPr>
         <w:pStyle w:val="ListNumber"/>
+        <w:spacing w:line="259" w:lineRule="auto" w:after="60"/>
       </w:pPr>
       <w:r>
         <w:rPr>
@@ -462,6 +525,7 @@
     <w:p>
       <w:pPr>
         <w:pStyle w:val="ListNumber"/>
+        <w:spacing w:line="259" w:lineRule="auto" w:after="60"/>
       </w:pPr>
       <w:r>
         <w:rPr>
@@ -476,6 +540,7 @@
     <w:p>
       <w:pPr>
         <w:pStyle w:val="Heading2"/>
+        <w:spacing w:line="259" w:lineRule="auto" w:after="60"/>
       </w:pPr>
       <w:r>
         <w:rPr>
@@ -486,6 +551,7 @@
     </w:p>
     <w:p>
       <w:pPr>
+        <w:spacing w:line="259" w:lineRule="auto" w:after="60"/>
         <w:jc w:val="left"/>
       </w:pPr>
       <w:r>
@@ -495,6 +561,7 @@
     <w:p>
       <w:pPr>
         <w:pStyle w:val="ListNumber"/>
+        <w:spacing w:line="259" w:lineRule="auto" w:after="60"/>
       </w:pPr>
       <w:r>
         <w:rPr>
@@ -509,6 +576,7 @@
     <w:p>
       <w:pPr>
         <w:pStyle w:val="ListNumber"/>
+        <w:spacing w:line="259" w:lineRule="auto" w:after="60"/>
       </w:pPr>
       <w:r>
         <w:rPr>
@@ -523,6 +591,7 @@
     <w:p>
       <w:pPr>
         <w:pStyle w:val="ListNumber"/>
+        <w:spacing w:line="259" w:lineRule="auto" w:after="60"/>
       </w:pPr>
       <w:r>
         <w:rPr>
@@ -537,6 +606,7 @@
     <w:p>
       <w:pPr>
         <w:pStyle w:val="ListNumber"/>
+        <w:spacing w:line="259" w:lineRule="auto" w:after="60"/>
       </w:pPr>
       <w:r>
         <w:rPr>
@@ -551,6 +621,7 @@
     <w:p>
       <w:pPr>
         <w:pStyle w:val="ListNumber"/>
+        <w:spacing w:line="259" w:lineRule="auto" w:after="60"/>
       </w:pPr>
       <w:r>
         <w:rPr>
@@ -565,6 +636,7 @@
     <w:p>
       <w:pPr>
         <w:pStyle w:val="Heading2"/>
+        <w:spacing w:line="259" w:lineRule="auto" w:after="60"/>
       </w:pPr>
       <w:r>
         <w:rPr>
@@ -829,6 +901,7 @@
     <w:p>
       <w:pPr>
         <w:pStyle w:val="Heading2"/>
+        <w:spacing w:line="259" w:lineRule="auto" w:after="60"/>
       </w:pPr>
       <w:r>
         <w:rPr>
@@ -839,6 +912,7 @@
     </w:p>
     <w:p>
       <w:pPr>
+        <w:spacing w:line="259" w:lineRule="auto" w:after="60"/>
         <w:jc w:val="left"/>
       </w:pPr>
       <w:r>
@@ -847,6 +921,7 @@
     </w:p>
     <w:p>
       <w:pPr>
+        <w:spacing w:line="259" w:lineRule="auto" w:after="60"/>
         <w:jc w:val="left"/>
       </w:pPr>
       <w:r>
@@ -856,6 +931,7 @@
     <w:p>
       <w:pPr>
         <w:pStyle w:val="Heading2"/>
+        <w:spacing w:line="259" w:lineRule="auto" w:after="60"/>
       </w:pPr>
       <w:r>
         <w:rPr>
@@ -866,6 +942,7 @@
     </w:p>
     <w:p>
       <w:pPr>
+        <w:spacing w:line="259" w:lineRule="auto" w:after="60"/>
         <w:jc w:val="left"/>
       </w:pPr>
       <w:r>
@@ -884,6 +961,7 @@
     <w:p>
       <w:pPr>
         <w:pStyle w:val="Heading2"/>
+        <w:spacing w:line="259" w:lineRule="auto" w:after="60"/>
       </w:pPr>
       <w:r>
         <w:rPr>
@@ -894,6 +972,7 @@
     </w:p>
     <w:p>
       <w:pPr>
+        <w:spacing w:line="259" w:lineRule="auto" w:after="60"/>
         <w:jc w:val="left"/>
       </w:pPr>
       <w:r>
@@ -902,6 +981,7 @@
     </w:p>
     <w:p>
       <w:pPr>
+        <w:spacing w:line="259" w:lineRule="auto" w:after="60"/>
         <w:jc w:val="left"/>
       </w:pPr>
       <w:r>
@@ -910,6 +990,7 @@
     </w:p>
     <w:p>
       <w:pPr>
+        <w:spacing w:line="259" w:lineRule="auto" w:after="60"/>
         <w:jc w:val="left"/>
       </w:pPr>
       <w:r>
@@ -918,6 +999,7 @@
     </w:p>
     <w:p>
       <w:pPr>
+        <w:spacing w:line="259" w:lineRule="auto" w:after="60"/>
         <w:jc w:val="left"/>
       </w:pPr>
       <w:r>
@@ -926,6 +1008,7 @@
     </w:p>
     <w:p>
       <w:pPr>
+        <w:spacing w:line="259" w:lineRule="auto" w:after="60"/>
         <w:jc w:val="left"/>
       </w:pPr>
       <w:r>
@@ -934,15 +1017,21 @@
     </w:p>
     <w:p>
       <w:pPr>
+        <w:spacing w:line="259" w:lineRule="auto" w:after="60"/>
         <w:jc w:val="left"/>
       </w:pPr>
       <w:r>
         <w:t>Sozietät Drosselberg &amp; Partner</w:t>
       </w:r>
     </w:p>
-    <w:p/>
     <w:p>
       <w:pPr>
+        <w:spacing w:line="259" w:lineRule="auto" w:after="60"/>
+      </w:pPr>
+    </w:p>
+    <w:p>
+      <w:pPr>
+        <w:spacing w:line="259" w:lineRule="auto" w:after="60"/>
         <w:jc w:val="left"/>
       </w:pPr>
       <w:r>
@@ -955,6 +1044,7 @@
     <w:p>
       <w:pPr>
         <w:pStyle w:val="ListNumber"/>
+        <w:spacing w:line="259" w:lineRule="auto" w:after="60"/>
       </w:pPr>
       <w:r>
         <w:t>Mustervordruck Schadensmeldung an StB-Haftpflicht (Allianz)</w:t>
@@ -963,6 +1053,7 @@
     <w:p>
       <w:pPr>
         <w:pStyle w:val="ListNumber"/>
+        <w:spacing w:line="259" w:lineRule="auto" w:after="60"/>
       </w:pPr>
       <w:r>
         <w:t>Zwischenstand-Antwort FA Erfurt v. 11.05.2026</w:t>
@@ -971,6 +1062,7 @@
     <w:p>
       <w:pPr>
         <w:pStyle w:val="ListNumber"/>
+        <w:spacing w:line="259" w:lineRule="auto" w:after="60"/>
       </w:pPr>
       <w:r>
         <w:t>ELSTER-Quittung Antrag § 3a IV EStG v. 02.07.2026</w:t>
@@ -979,6 +1071,7 @@
     <w:p>
       <w:pPr>
         <w:pStyle w:val="ListNumber"/>
+        <w:spacing w:line="259" w:lineRule="auto" w:after="60"/>
       </w:pPr>
       <w:r>
         <w:t>Memo Anwendbarkeit FG Koeln 12 K 1413/25 (Aktenstück 12)</w:t>
@@ -987,19 +1080,65 @@
     <w:p>
       <w:pPr>
         <w:pStyle w:val="ListNumber"/>
+        <w:spacing w:line="259" w:lineRule="auto" w:after="60"/>
       </w:pPr>
       <w:r>
         <w:t>Verrechnungsmatrix § 3a III EStG (Aktenstück 07)</w:t>
       </w:r>
     </w:p>
     <w:sectPr>
+      <w:headerReference w:type="default" r:id="rId9"/>
+      <w:footerReference w:type="default" r:id="rId10"/>
       <w:pgSz w:w="11906" w:h="16838"/>
-      <w:pgMar w:top="1417" w:right="1417" w:bottom="1417" w:left="1417" w:header="720" w:footer="720" w:gutter="0"/>
+      <w:pgMar w:top="1191" w:right="1247" w:bottom="1134" w:left="1361" w:header="720" w:footer="720" w:gutter="0"/>
       <w:cols w:space="720"/>
       <w:docGrid w:linePitch="360"/>
     </w:sectPr>
   </w:body>
 </w:document>
+</file>
+
+<file path=word/footer1.xml><?xml version="1.0" encoding="utf-8"?>
+<w:ftr xmlns:m="http://schemas.openxmlformats.org/officeDocument/2006/math" xmlns:mc="http://schemas.openxmlformats.org/markup-compatibility/2006" xmlns:mo="http://schemas.microsoft.com/office/mac/office/2008/main" xmlns:mv="urn:schemas-microsoft-com:mac:vml" xmlns:o="urn:schemas-microsoft-com:office:office" xmlns:r="http://schemas.openxmlformats.org/officeDocument/2006/relationships" xmlns:v="urn:schemas-microsoft-com:vml" xmlns:w10="urn:schemas-microsoft-com:office:word" xmlns:w14="http://schemas.microsoft.com/office/word/2010/wordml" xmlns:w="http://schemas.openxmlformats.org/wordprocessingml/2006/main" xmlns:wne="http://schemas.microsoft.com/office/word/2006/wordml" xmlns:wp14="http://schemas.microsoft.com/office/word/2010/wordprocessingDrawing" xmlns:wp="http://schemas.openxmlformats.org/drawingml/2006/wordprocessingDrawing" xmlns:wpc="http://schemas.microsoft.com/office/word/2010/wordprocessingCanvas" xmlns:wpg="http://schemas.microsoft.com/office/word/2010/wordprocessingGroup" xmlns:wpi="http://schemas.microsoft.com/office/word/2010/wordprocessingInk" xmlns:wps="http://schemas.microsoft.com/office/word/2010/wordprocessingShape" mc:Ignorable="w14 wp14">
+  <w:p>
+    <w:pPr>
+      <w:pStyle w:val="Footer"/>
+      <w:jc w:val="left"/>
+    </w:pPr>
+    <w:r/>
+    <w:r>
+      <w:rPr>
+        <w:rFonts w:ascii="Times New Roman" w:hAnsi="Times New Roman"/>
+        <w:b w:val="0"/>
+        <w:color w:val="777777"/>
+        <w:sz w:val="17"/>
+      </w:rPr>
+      <w:t>Vertraulich | Bearbeitungsstand Juli 2026 | nur zur Aktenbearbeitung</w:t>
+    </w:r>
+  </w:p>
+</w:ftr>
+</file>
+
+<file path=word/header1.xml><?xml version="1.0" encoding="utf-8"?>
+<w:hdr xmlns:m="http://schemas.openxmlformats.org/officeDocument/2006/math" xmlns:mc="http://schemas.openxmlformats.org/markup-compatibility/2006" xmlns:mo="http://schemas.microsoft.com/office/mac/office/2008/main" xmlns:mv="urn:schemas-microsoft-com:mac:vml" xmlns:o="urn:schemas-microsoft-com:office:office" xmlns:r="http://schemas.openxmlformats.org/officeDocument/2006/relationships" xmlns:v="urn:schemas-microsoft-com:vml" xmlns:w10="urn:schemas-microsoft-com:office:word" xmlns:w14="http://schemas.microsoft.com/office/word/2010/wordml" xmlns:w="http://schemas.openxmlformats.org/wordprocessingml/2006/main" xmlns:wne="http://schemas.microsoft.com/office/word/2006/wordml" xmlns:wp14="http://schemas.microsoft.com/office/word/2010/wordprocessingDrawing" xmlns:wp="http://schemas.openxmlformats.org/drawingml/2006/wordprocessingDrawing" xmlns:wpc="http://schemas.microsoft.com/office/word/2010/wordprocessingCanvas" xmlns:wpg="http://schemas.microsoft.com/office/word/2010/wordprocessingGroup" xmlns:wpi="http://schemas.microsoft.com/office/word/2010/wordprocessingInk" xmlns:wps="http://schemas.microsoft.com/office/word/2010/wordprocessingShape" mc:Ignorable="w14 wp14">
+  <w:p>
+    <w:pPr>
+      <w:pStyle w:val="Header"/>
+      <w:jc w:val="left"/>
+    </w:pPr>
+    <w:r/>
+    <w:r>
+      <w:rPr>
+        <w:rFonts w:ascii="Times New Roman" w:hAnsi="Times New Roman"/>
+        <w:b w:val="0"/>
+        <w:i w:val="0"/>
+        <w:color w:val="666666"/>
+        <w:sz w:val="17"/>
+      </w:rPr>
+      <w:t>Lindenhof und Partner mbB | Insolvenz- und Restrukturierungsakte | Bearbeitungsstand Juli 2026</w:t>
+    </w:r>
+  </w:p>
+</w:hdr>
 </file>
 
 <file path=word/numbering.xml><?xml version="1.0" encoding="utf-8"?>
@@ -1716,11 +1855,12 @@
       <w:contextualSpacing/>
     </w:pPr>
     <w:rPr>
-      <w:rFonts w:asciiTheme="majorHAnsi" w:eastAsiaTheme="majorEastAsia" w:hAnsiTheme="majorHAnsi" w:cstheme="majorBidi"/>
+      <w:rFonts w:asciiTheme="majorHAnsi" w:eastAsiaTheme="majorEastAsia" w:hAnsiTheme="majorHAnsi" w:cstheme="majorBidi" w:ascii="Times New Roman" w:hAnsi="Times New Roman"/>
+      <w:b/>
       <w:color w:val="17365D" w:themeColor="text2" w:themeShade="BF"/>
       <w:spacing w:val="5"/>
       <w:kern w:val="28"/>
-      <w:sz w:val="52"/>
+      <w:sz w:val="30"/>
       <w:szCs w:val="52"/>
     </w:rPr>
   </w:style>
